--- a/Messages/semaine4.docx
+++ b/Messages/semaine4.docx
@@ -379,7 +379,7 @@
     <w:p>
       <w:r>
         <w:lastRenderedPageBreak/>
-        <w:t>Bonjour Debora,</w:t>
+        <w:t>Bonjour,</w:t>
       </w:r>
     </w:p>
     <w:p>
@@ -1470,6 +1470,7 @@
   <w:style w:type="character" w:default="1" w:styleId="Policepardfaut">
     <w:name w:val="Default Paragraph Font"/>
     <w:uiPriority w:val="1"/>
+    <w:semiHidden/>
     <w:unhideWhenUsed/>
   </w:style>
   <w:style w:type="table" w:default="1" w:styleId="TableauNormal">

--- a/Messages/semaine4.docx
+++ b/Messages/semaine4.docx
@@ -545,6 +545,378 @@
         <w:t xml:space="preserve">Merci d'avance pour votre réactivité et à tout à l'heure ! </w:t>
       </w:r>
     </w:p>
+    <w:p/>
+    <w:p/>
+    <w:p/>
+    <w:p/>
+    <w:p/>
+    <w:p/>
+    <w:p/>
+    <w:p>
+      <w:r>
+        <w:lastRenderedPageBreak/>
+        <w:t xml:space="preserve">Comme évoqué durant nos échanges, pour vous aider à approfondir vos compétences en gestion de projet et mieux comprendre les différentes méthodologies, voici deux formations complémentaires très utiles sur </w:t>
+      </w:r>
+      <w:proofErr w:type="spellStart"/>
+      <w:r>
+        <w:t>OpenClassrooms</w:t>
+      </w:r>
+      <w:proofErr w:type="spellEnd"/>
+      <w:r>
+        <w:t xml:space="preserve"> :</w:t>
+      </w:r>
+    </w:p>
+    <w:p>
+      <w:r>
+        <w:rPr>
+          <w:rFonts w:ascii="Segoe UI Emoji" w:hAnsi="Segoe UI Emoji" w:cs="Segoe UI Emoji"/>
+        </w:rPr>
+        <w:t>🔹</w:t>
+      </w:r>
+      <w:r>
+        <w:t xml:space="preserve"> </w:t>
+      </w:r>
+      <w:r>
+        <w:rPr>
+          <w:b/>
+          <w:bCs/>
+        </w:rPr>
+        <w:t>Gérer un projet digital avec une méthodologie en cascade :</w:t>
+      </w:r>
+    </w:p>
+    <w:p>
+      <w:r>
+        <w:rPr>
+          <w:rFonts w:ascii="Segoe UI Emoji" w:hAnsi="Segoe UI Emoji" w:cs="Segoe UI Emoji"/>
+        </w:rPr>
+        <w:t>👉</w:t>
+      </w:r>
+      <w:r>
+        <w:t xml:space="preserve"> </w:t>
+      </w:r>
+      <w:hyperlink r:id="rId5" w:tgtFrame="_blank" w:history="1">
+        <w:r>
+          <w:rPr>
+            <w:rStyle w:val="Lienhypertexte"/>
+          </w:rPr>
+          <w:t>https://openclassrooms.com/fr/courses/4296701-gerez-un-projet-digital-avec-une-methodologie-en-cascade</w:t>
+        </w:r>
+      </w:hyperlink>
+    </w:p>
+    <w:p>
+      <w:r>
+        <w:rPr>
+          <w:rFonts w:ascii="Segoe UI Emoji" w:hAnsi="Segoe UI Emoji" w:cs="Segoe UI Emoji"/>
+        </w:rPr>
+        <w:t>🔹</w:t>
+      </w:r>
+      <w:r>
+        <w:t xml:space="preserve"> </w:t>
+      </w:r>
+      <w:r>
+        <w:rPr>
+          <w:b/>
+          <w:bCs/>
+        </w:rPr>
+        <w:t>Gérer un projet avec la méthodologie cycle en V :</w:t>
+      </w:r>
+    </w:p>
+    <w:p>
+      <w:r>
+        <w:rPr>
+          <w:rFonts w:ascii="Segoe UI Emoji" w:hAnsi="Segoe UI Emoji" w:cs="Segoe UI Emoji"/>
+        </w:rPr>
+        <w:t>👉</w:t>
+      </w:r>
+      <w:r>
+        <w:t xml:space="preserve"> </w:t>
+      </w:r>
+      <w:hyperlink r:id="rId6" w:tgtFrame="_blank" w:history="1">
+        <w:r>
+          <w:rPr>
+            <w:rStyle w:val="Lienhypertexte"/>
+          </w:rPr>
+          <w:t>https://openclassrooms.com/fr/courses/8186936-gerez-un-projet-avec-la-methodologie-cycle-en-v</w:t>
+        </w:r>
+      </w:hyperlink>
+    </w:p>
+    <w:p>
+      <w:r>
+        <w:t>Ces ressources vous donneront des bases solides pour la structuration de vos projets à venir.</w:t>
+      </w:r>
+    </w:p>
+    <w:p/>
+    <w:p/>
+    <w:p>
+      <w:r>
+        <w:t xml:space="preserve">Bonjour à toutes et à tous </w:t>
+      </w:r>
+      <w:r>
+        <w:rPr>
+          <w:rFonts w:ascii="Segoe UI Emoji" w:hAnsi="Segoe UI Emoji" w:cs="Segoe UI Emoji"/>
+        </w:rPr>
+        <w:t>👋</w:t>
+      </w:r>
+    </w:p>
+    <w:p>
+      <w:r>
+        <w:t>Comme annoncé suite à nos récents échanges, nous avons réorganisé le calendrier de nos rencontres en direct afin d'éviter les contraintes du week-end et de vous proposer des créneaux plus adaptés.</w:t>
+      </w:r>
+    </w:p>
+    <w:p>
+      <w:r>
+        <w:t xml:space="preserve">Désormais, nos deux sessions hebdomadaires d'accompagnement se dérouleront de </w:t>
+      </w:r>
+      <w:proofErr w:type="spellStart"/>
+      <w:r>
+        <w:rPr>
+          <w:b/>
+          <w:bCs/>
+        </w:rPr>
+        <w:t>19h00</w:t>
+      </w:r>
+      <w:proofErr w:type="spellEnd"/>
+      <w:r>
+        <w:rPr>
+          <w:b/>
+          <w:bCs/>
+        </w:rPr>
+        <w:t xml:space="preserve"> à </w:t>
+      </w:r>
+      <w:proofErr w:type="spellStart"/>
+      <w:r>
+        <w:rPr>
+          <w:b/>
+          <w:bCs/>
+        </w:rPr>
+        <w:t>20h00</w:t>
+      </w:r>
+      <w:proofErr w:type="spellEnd"/>
+      <w:r>
+        <w:rPr>
+          <w:b/>
+          <w:bCs/>
+        </w:rPr>
+        <w:t xml:space="preserve"> </w:t>
+      </w:r>
+      <w:r>
+        <w:rPr>
+          <w:b/>
+          <w:bCs/>
+        </w:rPr>
+        <w:t>GMT</w:t>
+      </w:r>
+      <w:r>
+        <w:t>.</w:t>
+      </w:r>
+    </w:p>
+    <w:p>
+      <w:r>
+        <w:t xml:space="preserve">Vous pouvez directement ajouter les rendez-vous à votre agenda et réserver votre présence via les liens Google </w:t>
+      </w:r>
+      <w:proofErr w:type="spellStart"/>
+      <w:r>
+        <w:t>Calendar</w:t>
+      </w:r>
+      <w:proofErr w:type="spellEnd"/>
+      <w:r>
+        <w:t xml:space="preserve"> ci-dessous :</w:t>
+      </w:r>
+    </w:p>
+    <w:p>
+      <w:r>
+        <w:rPr>
+          <w:b/>
+          <w:bCs/>
+        </w:rPr>
+        <w:t>Session du Mardi (</w:t>
+      </w:r>
+      <w:proofErr w:type="spellStart"/>
+      <w:r>
+        <w:rPr>
+          <w:b/>
+          <w:bCs/>
+        </w:rPr>
+        <w:t>19h00</w:t>
+      </w:r>
+      <w:proofErr w:type="spellEnd"/>
+      <w:r>
+        <w:rPr>
+          <w:b/>
+          <w:bCs/>
+        </w:rPr>
+        <w:t xml:space="preserve"> – </w:t>
+      </w:r>
+      <w:proofErr w:type="spellStart"/>
+      <w:r>
+        <w:rPr>
+          <w:b/>
+          <w:bCs/>
+        </w:rPr>
+        <w:t>20h00</w:t>
+      </w:r>
+      <w:proofErr w:type="spellEnd"/>
+      <w:r>
+        <w:rPr>
+          <w:b/>
+          <w:bCs/>
+        </w:rPr>
+        <w:t xml:space="preserve"> GMT</w:t>
+      </w:r>
+      <w:r>
+        <w:rPr>
+          <w:b/>
+          <w:bCs/>
+        </w:rPr>
+        <w:t>) :</w:t>
+      </w:r>
+    </w:p>
+    <w:p>
+      <w:r>
+        <w:rPr>
+          <w:rFonts w:ascii="Segoe UI Emoji" w:hAnsi="Segoe UI Emoji" w:cs="Segoe UI Emoji"/>
+        </w:rPr>
+        <w:t>👉</w:t>
+      </w:r>
+      <w:r>
+        <w:t xml:space="preserve"> </w:t>
+      </w:r>
+      <w:hyperlink r:id="rId7" w:history="1">
+        <w:r>
+          <w:rPr>
+            <w:rStyle w:val="Lienhypertexte"/>
+          </w:rPr>
+          <w:t>https://</w:t>
+        </w:r>
+        <w:proofErr w:type="spellStart"/>
+        <w:r>
+          <w:rPr>
+            <w:rStyle w:val="Lienhypertexte"/>
+          </w:rPr>
+          <w:t>calendar.app.google</w:t>
+        </w:r>
+        <w:proofErr w:type="spellEnd"/>
+        <w:r>
+          <w:rPr>
+            <w:rStyle w:val="Lienhypertexte"/>
+          </w:rPr>
+          <w:t>/</w:t>
+        </w:r>
+        <w:proofErr w:type="spellStart"/>
+        <w:r>
+          <w:rPr>
+            <w:rStyle w:val="Lienhypertexte"/>
+          </w:rPr>
+          <w:t>Pf6hPJxeuNtcne3H9</w:t>
+        </w:r>
+        <w:proofErr w:type="spellEnd"/>
+      </w:hyperlink>
+    </w:p>
+    <w:p/>
+    <w:p>
+      <w:r>
+        <w:rPr>
+          <w:b/>
+          <w:bCs/>
+        </w:rPr>
+        <w:t>Session du Vendredi (</w:t>
+      </w:r>
+      <w:proofErr w:type="spellStart"/>
+      <w:r>
+        <w:rPr>
+          <w:b/>
+          <w:bCs/>
+        </w:rPr>
+        <w:t>19h00</w:t>
+      </w:r>
+      <w:proofErr w:type="spellEnd"/>
+      <w:r>
+        <w:rPr>
+          <w:b/>
+          <w:bCs/>
+        </w:rPr>
+        <w:t xml:space="preserve"> – </w:t>
+      </w:r>
+      <w:proofErr w:type="spellStart"/>
+      <w:r>
+        <w:rPr>
+          <w:b/>
+          <w:bCs/>
+        </w:rPr>
+        <w:t>20h00</w:t>
+      </w:r>
+      <w:proofErr w:type="spellEnd"/>
+      <w:r>
+        <w:rPr>
+          <w:b/>
+          <w:bCs/>
+        </w:rPr>
+        <w:t xml:space="preserve"> GMT</w:t>
+      </w:r>
+      <w:r>
+        <w:rPr>
+          <w:b/>
+          <w:bCs/>
+        </w:rPr>
+        <w:t>) :</w:t>
+      </w:r>
+    </w:p>
+    <w:p>
+      <w:r>
+        <w:rPr>
+          <w:rFonts w:ascii="Segoe UI Emoji" w:hAnsi="Segoe UI Emoji" w:cs="Segoe UI Emoji"/>
+        </w:rPr>
+        <w:t>👉</w:t>
+      </w:r>
+      <w:r>
+        <w:t xml:space="preserve"> https://</w:t>
+      </w:r>
+      <w:proofErr w:type="spellStart"/>
+      <w:r>
+        <w:t>calendar.app.google</w:t>
+      </w:r>
+      <w:proofErr w:type="spellEnd"/>
+      <w:r>
+        <w:t>/</w:t>
+      </w:r>
+      <w:proofErr w:type="spellStart"/>
+      <w:r>
+        <w:t>GL1kyZhTY9aJ4frEA</w:t>
+      </w:r>
+      <w:proofErr w:type="spellEnd"/>
+    </w:p>
+    <w:p>
+      <w:pPr>
+        <w:rPr>
+          <w:rFonts w:ascii="Segoe UI Emoji" w:hAnsi="Segoe UI Emoji" w:cs="Segoe UI Emoji"/>
+        </w:rPr>
+      </w:pPr>
+    </w:p>
+    <w:p>
+      <w:r>
+        <w:t>Cliquez sur chacun des liens pour enregistrer l'événement dans votre calendrier. Vous recevrez ainsi un rappel automatique directement sur votre téléphone ou boîte mail avant chaque session !</w:t>
+      </w:r>
+    </w:p>
+    <w:p>
+      <w:r>
+        <w:t>Pensez à bien réserver vos créneaux et à bloquer ces moments dans votre emploi du temps.</w:t>
+      </w:r>
+    </w:p>
+    <w:p>
+      <w:r>
+        <w:t xml:space="preserve">Excellente fin de journée et bon travail à tous ! </w:t>
+      </w:r>
+    </w:p>
+    <w:p>
+      <w:r>
+        <w:rPr>
+          <w:b/>
+          <w:bCs/>
+        </w:rPr>
+        <w:t>Jesse</w:t>
+      </w:r>
+    </w:p>
+    <w:p/>
     <w:p/>
     <w:p/>
     <w:p/>
@@ -1470,7 +1842,6 @@
   <w:style w:type="character" w:default="1" w:styleId="Policepardfaut">
     <w:name w:val="Default Paragraph Font"/>
     <w:uiPriority w:val="1"/>
-    <w:semiHidden/>
     <w:unhideWhenUsed/>
   </w:style>
   <w:style w:type="table" w:default="1" w:styleId="TableauNormal">
@@ -1782,6 +2153,29 @@
       <w:smallCaps/>
       <w:color w:val="0F4761" w:themeColor="accent1" w:themeShade="BF"/>
       <w:spacing w:val="5"/>
+    </w:rPr>
+  </w:style>
+  <w:style w:type="character" w:styleId="Lienhypertexte">
+    <w:name w:val="Hyperlink"/>
+    <w:basedOn w:val="Policepardfaut"/>
+    <w:uiPriority w:val="99"/>
+    <w:unhideWhenUsed/>
+    <w:rsid w:val="00875C76"/>
+    <w:rPr>
+      <w:color w:val="467886" w:themeColor="hyperlink"/>
+      <w:u w:val="single"/>
+    </w:rPr>
+  </w:style>
+  <w:style w:type="character" w:styleId="Mentionnonrsolue">
+    <w:name w:val="Unresolved Mention"/>
+    <w:basedOn w:val="Policepardfaut"/>
+    <w:uiPriority w:val="99"/>
+    <w:semiHidden/>
+    <w:unhideWhenUsed/>
+    <w:rsid w:val="00875C76"/>
+    <w:rPr>
+      <w:color w:val="605E5C"/>
+      <w:shd w:val="clear" w:color="auto" w:fill="E1DFDD"/>
     </w:rPr>
   </w:style>
 </w:styles>

--- a/Messages/semaine4.docx
+++ b/Messages/semaine4.docx
@@ -919,6 +919,187 @@
     <w:p/>
     <w:p/>
     <w:p/>
+    <w:p>
+      <w:r>
+        <w:t>Bonjour à toutes et à tous,</w:t>
+      </w:r>
+    </w:p>
+    <w:p>
+      <w:r>
+        <w:t>En raison d'une urgence familiale imprévue, je n'ai malheureusement pas pu animer notre session du vendredi 21 août. Je tenais tout d'abord à vous présenter mes excuses pour cette absence et à vous remercier chaleureusement pour votre compréhension.</w:t>
+      </w:r>
+    </w:p>
+    <w:p>
+      <w:r>
+        <w:t xml:space="preserve">Je souhaite adresser un grand merci tout particulier </w:t>
+      </w:r>
+      <w:r>
+        <w:t>à Christelle</w:t>
+      </w:r>
+      <w:r>
+        <w:t xml:space="preserve"> Gloria AGBLA</w:t>
+      </w:r>
+      <w:r>
+        <w:t xml:space="preserve">, </w:t>
+      </w:r>
+      <w:r>
+        <w:t xml:space="preserve">Succès </w:t>
+      </w:r>
+      <w:proofErr w:type="spellStart"/>
+      <w:r>
+        <w:t>Nodjipal</w:t>
+      </w:r>
+      <w:proofErr w:type="spellEnd"/>
+      <w:r>
+        <w:t xml:space="preserve"> ALLARABEYE</w:t>
+      </w:r>
+      <w:r>
+        <w:t xml:space="preserve">, </w:t>
+      </w:r>
+      <w:proofErr w:type="spellStart"/>
+      <w:r>
+        <w:t>Moudachirou</w:t>
+      </w:r>
+      <w:proofErr w:type="spellEnd"/>
+      <w:r>
+        <w:t xml:space="preserve"> </w:t>
+      </w:r>
+      <w:proofErr w:type="spellStart"/>
+      <w:r>
+        <w:t>Sègla</w:t>
+      </w:r>
+      <w:proofErr w:type="spellEnd"/>
+      <w:r>
+        <w:t xml:space="preserve"> AKE</w:t>
+      </w:r>
+    </w:p>
+    <w:p>
+      <w:r>
+        <w:t>Un grand bravo à vous trois pour votre leadership et la qualité exemplaire du rapport que vous m'avez transmis !</w:t>
+      </w:r>
+    </w:p>
+    <w:p>
+      <w:r>
+        <w:t xml:space="preserve">Merci également aux </w:t>
+      </w:r>
+      <w:proofErr w:type="spellStart"/>
+      <w:r>
+        <w:t>aux</w:t>
+      </w:r>
+      <w:proofErr w:type="spellEnd"/>
+      <w:r>
+        <w:t xml:space="preserve"> apprenants présents pour votre forte participation, votre esprit constructif et la bienveillance dont vous avez fait preuve lors des échanges.</w:t>
+      </w:r>
+    </w:p>
+    <w:p>
+      <w:r>
+        <w:t>J'ai également été extrêmement touché par les mots d'encouragement, la reconnaissance et les témoignages que vous m'avez témoignés dans le rapport. Votre engagement et votre motivation sont ma plus belle récompense.</w:t>
+      </w:r>
+    </w:p>
+    <w:p>
+      <w:r>
+        <w:t xml:space="preserve">Encore merci et bravo à toute la cohorte pour cette belle démonstration d'entraide ! </w:t>
+      </w:r>
+    </w:p>
+    <w:p>
+      <w:r>
+        <w:t>Jesse</w:t>
+      </w:r>
+    </w:p>
+    <w:p/>
+    <w:p>
+      <w:r>
+        <w:t>Afin de mieux vous accompagner au quotidien, d'encourager l'entraide au sein de notre groupe WhatsApp et d'avoir une vision claire du nombre d'apprenants par étape, merci d'indiquer votre niveau d'avancement actuel :</w:t>
+      </w:r>
+    </w:p>
+    <w:p>
+      <w:r>
+        <w:t>1️</w:t>
+      </w:r>
+      <w:r>
+        <w:rPr>
+          <w:rFonts w:ascii="Segoe UI Symbol" w:hAnsi="Segoe UI Symbol" w:cs="Segoe UI Symbol"/>
+        </w:rPr>
+        <w:t>⃣</w:t>
+      </w:r>
+      <w:r>
+        <w:t xml:space="preserve"> Séquence 1</w:t>
+      </w:r>
+    </w:p>
+    <w:p>
+      <w:r>
+        <w:t>2️</w:t>
+      </w:r>
+      <w:r>
+        <w:rPr>
+          <w:rFonts w:ascii="Segoe UI Symbol" w:hAnsi="Segoe UI Symbol" w:cs="Segoe UI Symbol"/>
+        </w:rPr>
+        <w:t>⃣</w:t>
+      </w:r>
+      <w:r>
+        <w:t xml:space="preserve"> Séquence 2</w:t>
+      </w:r>
+    </w:p>
+    <w:p>
+      <w:r>
+        <w:t>3️</w:t>
+      </w:r>
+      <w:r>
+        <w:rPr>
+          <w:rFonts w:ascii="Segoe UI Symbol" w:hAnsi="Segoe UI Symbol" w:cs="Segoe UI Symbol"/>
+        </w:rPr>
+        <w:t>⃣</w:t>
+      </w:r>
+      <w:r>
+        <w:t xml:space="preserve"> Séquence 3</w:t>
+      </w:r>
+    </w:p>
+    <w:p>
+      <w:r>
+        <w:t>4️</w:t>
+      </w:r>
+      <w:r>
+        <w:rPr>
+          <w:rFonts w:ascii="Segoe UI Symbol" w:hAnsi="Segoe UI Symbol" w:cs="Segoe UI Symbol"/>
+        </w:rPr>
+        <w:t>⃣</w:t>
+      </w:r>
+      <w:r>
+        <w:t xml:space="preserve"> Séquence 4</w:t>
+      </w:r>
+    </w:p>
+    <w:p>
+      <w:r>
+        <w:t>5️</w:t>
+      </w:r>
+      <w:r>
+        <w:rPr>
+          <w:rFonts w:ascii="Segoe UI Symbol" w:hAnsi="Segoe UI Symbol" w:cs="Segoe UI Symbol"/>
+        </w:rPr>
+        <w:t>⃣</w:t>
+      </w:r>
+      <w:r>
+        <w:t xml:space="preserve"> Séquence 5</w:t>
+      </w:r>
+    </w:p>
+    <w:p/>
+    <w:p>
+      <w:r>
+        <w:rPr>
+          <w:rFonts w:ascii="Segoe UI Emoji" w:hAnsi="Segoe UI Emoji" w:cs="Segoe UI Emoji"/>
+        </w:rPr>
+        <w:t>💪</w:t>
+      </w:r>
+      <w:r>
+        <w:t xml:space="preserve"> Un petit rappel essentiel : Vous n'êtes pas seuls !</w:t>
+      </w:r>
+    </w:p>
+    <w:p/>
+    <w:p>
+      <w:r>
+        <w:t>Peu importe la séquence où vous vous trouvez aujourd'hui, pas de panique et surtout pas de honte ! Il n'y a aucune question ridicule ni aucun retard insurmontable. Nous sommes une équipe et l'objectif est de réussir ensemble.</w:t>
+      </w:r>
+    </w:p>
     <w:p/>
     <w:p/>
     <w:sectPr>
